--- a/scripts/templates/OMEGA_IL_DECISION_TEMPLATE.docx
+++ b/scripts/templates/OMEGA_IL_DECISION_TEMPLATE.docx
@@ -631,13 +631,13 @@
           <w:noProof/>
         </w:rPr>
         <w:drawing>
-          <wp:anchor distT="0" distB="0" distL="114300" distR="114300" simplePos="0" relativeHeight="251660288" behindDoc="1" locked="0" layoutInCell="1" allowOverlap="1" wp14:anchorId="53A08947" wp14:editId="04ABC60C">
+          <wp:anchor distT="0" distB="0" distL="114300" distR="114300" simplePos="0" relativeHeight="251660288" behindDoc="1" locked="0" layoutInCell="1" allowOverlap="1" wp14:anchorId="7EBD0A73" wp14:editId="4A8F9288">
             <wp:simplePos x="0" y="0"/>
-            <wp:positionH relativeFrom="column">
-              <wp:posOffset>1859915</wp:posOffset>
+            <wp:positionH relativeFrom="page">
+              <wp:align>center</wp:align>
             </wp:positionH>
             <wp:positionV relativeFrom="paragraph">
-              <wp:posOffset>18415</wp:posOffset>
+              <wp:posOffset>173990</wp:posOffset>
             </wp:positionV>
             <wp:extent cx="1511935" cy="1268095"/>
             <wp:effectExtent l="0" t="0" r="0" b="8255"/>
@@ -756,32 +756,6 @@
           <w:lang w:val="en-US"/>
         </w:rPr>
         <w:tab/>
-      </w:r>
-    </w:p>
-    <w:p>
-      <w:pPr>
-        <w:tabs>
-          <w:tab w:val="left" w:pos="810"/>
-        </w:tabs>
-        <w:ind w:right="104"/>
-        <w:jc w:val="both"/>
-        <w:rPr>
-          <w:b/>
-          <w:bCs/>
-          <w:color w:val="000000"/>
-          <w:sz w:val="24"/>
-          <w:szCs w:val="24"/>
-        </w:rPr>
-      </w:pPr>
-      <w:r>
-        <w:rPr>
-          <w:b/>
-          <w:bCs/>
-          <w:color w:val="000000"/>
-          <w:sz w:val="24"/>
-          <w:szCs w:val="24"/>
-          <w:lang w:val="en-US"/>
-        </w:rPr>
         <w:t>{ProjectDirector}</w:t>
       </w:r>
     </w:p>
